--- a/t32_s3.docx
+++ b/t32_s3.docx
@@ -3,2348 +3,998 @@
 <w:document xmlns:wpc="http://schemas.microsoft.com/office/word/2010/wordprocessingCanvas" xmlns:mo="http://schemas.microsoft.com/office/mac/office/2008/main" xmlns:mc="http://schemas.openxmlformats.org/markup-compatibility/2006" xmlns:mv="urn:schemas-microsoft-com:mac:vml" xmlns:o="urn:schemas-microsoft-com:office:office" xmlns:r="http://schemas.openxmlformats.org/officeDocument/2006/relationships" xmlns:m="http://schemas.openxmlformats.org/officeDocument/2006/math" xmlns:v="urn:schemas-microsoft-com:vml" xmlns:wp14="http://schemas.microsoft.com/office/word/2010/wordprocessingDrawing" xmlns:wp="http://schemas.openxmlformats.org/drawingml/2006/wordprocessingDrawing" xmlns:w10="urn:schemas-microsoft-com:office:word" xmlns:w="http://schemas.openxmlformats.org/wordprocessingml/2006/main" xmlns:w14="http://schemas.microsoft.com/office/word/2010/wordml" xmlns:wpg="http://schemas.microsoft.com/office/word/2010/wordprocessingGroup" xmlns:wpi="http://schemas.microsoft.com/office/word/2010/wordprocessingInk" xmlns:wne="http://schemas.microsoft.com/office/word/2006/wordml" xmlns:wps="http://schemas.microsoft.com/office/word/2010/wordprocessingShape" mc:Ignorable="w14 wp14">
   <w:body>
     <w:p>
-      <w:pPr>
-        <w:spacing w:after="40" w:before="120"/>
-      </w:pPr>
       <w:r>
-        <w:rPr>
-          <w:b w:val="0"/>
-          <w:i w:val="0"/>
-          <w:sz w:val="22"/>
-        </w:rPr>
-        <w:t>Question: During assessment of a client with suspected meningitis, the nurse finds that flexing the client's neck causes flexion of the hips and knees. This finding is known as:</w:t>
+        <w:t xml:space="preserve">Question: A client with a diagnosis of ulcerative colitis is prescribed sulfasalazine. The nurse should teach the client to:</w:t>
       </w:r>
     </w:p>
     <w:p>
-      <w:pPr>
-        <w:spacing w:after="0" w:before="0"/>
-      </w:pPr>
       <w:r>
-        <w:rPr>
-          <w:b w:val="0"/>
-          <w:i w:val="0"/>
-          <w:sz w:val="22"/>
-        </w:rPr>
-        <w:t>(a) Brudzinski sign</w:t>
+        <w:t xml:space="preserve">(a) Report any skin rash, fever, or sore throat (possible adverse effects)</w:t>
       </w:r>
     </w:p>
     <w:p>
-      <w:pPr>
-        <w:spacing w:after="0" w:before="0"/>
-      </w:pPr>
       <w:r>
-        <w:rPr>
-          <w:b w:val="0"/>
-          <w:i w:val="0"/>
-          <w:sz w:val="22"/>
-        </w:rPr>
-        <w:t>(b) Kernig sign</w:t>
+        <w:t xml:space="preserve">(b) Take the drug with antacids only</w:t>
       </w:r>
     </w:p>
     <w:p>
-      <w:pPr>
-        <w:spacing w:after="0" w:before="0"/>
-      </w:pPr>
       <w:r>
-        <w:rPr>
-          <w:b w:val="0"/>
-          <w:i w:val="0"/>
-          <w:sz w:val="22"/>
-        </w:rPr>
-        <w:t>(c) Chvostek sign</w:t>
+        <w:t xml:space="preserve">(c) Expect the urine to remain clear</w:t>
       </w:r>
     </w:p>
     <w:p>
-      <w:pPr>
-        <w:spacing w:after="0" w:before="0"/>
-      </w:pPr>
       <w:r>
-        <w:rPr>
-          <w:b w:val="0"/>
-          <w:i w:val="0"/>
-          <w:sz w:val="22"/>
-        </w:rPr>
-        <w:t>(d) Babinski sign</w:t>
+        <w:t xml:space="preserve">(d) Stop the drug if diarrhea improves</w:t>
       </w:r>
     </w:p>
     <w:p>
-      <w:pPr>
-        <w:spacing w:after="0" w:before="40"/>
-      </w:pPr>
       <w:r>
-        <w:rPr>
-          <w:b/>
-          <w:i w:val="0"/>
-          <w:sz w:val="22"/>
-        </w:rPr>
-        <w:t>Answer: a</w:t>
+        <w:t xml:space="preserve">Answer: a</w:t>
       </w:r>
     </w:p>
     <w:p>
-      <w:pPr>
-        <w:spacing w:after="0" w:before="0"/>
-      </w:pPr>
       <w:r>
-        <w:rPr>
-          <w:b w:val="0"/>
-          <w:i w:val="0"/>
-          <w:sz w:val="21"/>
-        </w:rPr>
-        <w:t>Solution: Brudzinski sign is involuntary hip/knee flexion when the neck is flexed, indicating meningeal irritation. Kernig sign is pain or resistance on extending the knee with the hip flexed; Chvostek and Babinski are unrelated to meningeal irritation.</w:t>
+        <w:t xml:space="preserve">Solution: Sulfasalazine can cause hypersensitivity reactions (rash, fever) and bone marrow suppression; these are reported. It is taken with food or fluids to reduce GI upset and continued as prescribed.</w:t>
       </w:r>
     </w:p>
     <w:p>
-      <w:pPr>
-        <w:spacing w:after="0" w:before="0"/>
-      </w:pPr>
       <w:r>
-        <w:rPr>
-          <w:b w:val="0"/>
-          <w:i w:val="0"/>
-          <w:sz w:val="20"/>
-        </w:rPr>
-        <w:t>Positive Marks: 1</w:t>
+        <w:t xml:space="preserve">Positive Marks: 1</w:t>
       </w:r>
     </w:p>
     <w:p>
-      <w:pPr>
-        <w:spacing w:after="160" w:before="0"/>
-      </w:pPr>
       <w:r>
-        <w:rPr>
-          <w:b w:val="0"/>
-          <w:i w:val="0"/>
-          <w:sz w:val="20"/>
-        </w:rPr>
-        <w:t>Negative Marks: 0.25</w:t>
+        <w:t xml:space="preserve">Negative Marks: 0.25</w:t>
       </w:r>
     </w:p>
     <w:p>
-      <w:pPr>
-        <w:spacing w:after="40" w:before="120"/>
-      </w:pPr>
       <w:r>
-        <w:rPr>
-          <w:b w:val="0"/>
-          <w:i w:val="0"/>
-          <w:sz w:val="22"/>
-        </w:rPr>
-        <w:t>Question: A client with acute cholecystitis reports right upper quadrant pain that worsens when the nurse palpates deeply during inspiration. Which sign is the nurse eliciting?</w:t>
+        <w:t xml:space="preserve"/>
       </w:r>
     </w:p>
     <w:p>
-      <w:pPr>
-        <w:spacing w:after="0" w:before="0"/>
-      </w:pPr>
       <w:r>
-        <w:rPr>
-          <w:b w:val="0"/>
-          <w:i w:val="0"/>
-          <w:sz w:val="22"/>
-        </w:rPr>
-        <w:t>(a) Murphy sign</w:t>
+        <w:t xml:space="preserve">Question: A nurse is caring for a client with a traumatic brain injury. Which nursing action helps prevent secondary brain injury?</w:t>
       </w:r>
     </w:p>
     <w:p>
-      <w:pPr>
-        <w:spacing w:after="0" w:before="0"/>
-      </w:pPr>
       <w:r>
-        <w:rPr>
-          <w:b w:val="0"/>
-          <w:i w:val="0"/>
-          <w:sz w:val="22"/>
-        </w:rPr>
-        <w:t>(b) McBurney sign</w:t>
+        <w:t xml:space="preserve">(a) Maintain oxygenation, blood pressure, and normal ICP</w:t>
       </w:r>
     </w:p>
     <w:p>
-      <w:pPr>
-        <w:spacing w:after="0" w:before="0"/>
-      </w:pPr>
       <w:r>
-        <w:rPr>
-          <w:b w:val="0"/>
-          <w:i w:val="0"/>
-          <w:sz w:val="22"/>
-        </w:rPr>
-        <w:t>(c) Rovsing sign</w:t>
+        <w:t xml:space="preserve">(b) Encourage vigorous coughing</w:t>
       </w:r>
     </w:p>
     <w:p>
-      <w:pPr>
-        <w:spacing w:after="0" w:before="0"/>
-      </w:pPr>
       <w:r>
-        <w:rPr>
-          <w:b w:val="0"/>
-          <w:i w:val="0"/>
-          <w:sz w:val="22"/>
-        </w:rPr>
-        <w:t>(d) Psoas sign</w:t>
+        <w:t xml:space="preserve">(c) Position the client in Trendelenburg</w:t>
       </w:r>
     </w:p>
     <w:p>
-      <w:pPr>
-        <w:spacing w:after="0" w:before="40"/>
-      </w:pPr>
       <w:r>
-        <w:rPr>
-          <w:b/>
-          <w:i w:val="0"/>
-          <w:sz w:val="22"/>
-        </w:rPr>
-        <w:t>Answer: a</w:t>
+        <w:t xml:space="preserve">(d) Restrict all fluids</w:t>
       </w:r>
     </w:p>
     <w:p>
-      <w:pPr>
-        <w:spacing w:after="0" w:before="0"/>
-      </w:pPr>
       <w:r>
-        <w:rPr>
-          <w:b w:val="0"/>
-          <w:i w:val="0"/>
-          <w:sz w:val="21"/>
-        </w:rPr>
-        <w:t>Solution: Murphy sign is inspiratory arrest during deep palpation of the right upper quadrant due to gallbladder inflammation. McBurney and Rovsing signs indicate appendicitis; the psoas sign suggests retrocecal appendicitis.</w:t>
+        <w:t xml:space="preserve">Answer: a</w:t>
       </w:r>
     </w:p>
     <w:p>
-      <w:pPr>
-        <w:spacing w:after="0" w:before="0"/>
-      </w:pPr>
       <w:r>
-        <w:rPr>
-          <w:b w:val="0"/>
-          <w:i w:val="0"/>
-          <w:sz w:val="20"/>
-        </w:rPr>
-        <w:t>Positive Marks: 1</w:t>
+        <w:t xml:space="preserve">Solution: Secondary injury is prevented by avoiding hypoxia, hypotension, and elevated ICP — maintaining cerebral perfusion and oxygenation is the cornerstone of care.</w:t>
       </w:r>
     </w:p>
     <w:p>
-      <w:pPr>
-        <w:spacing w:after="160" w:before="0"/>
-      </w:pPr>
       <w:r>
-        <w:rPr>
-          <w:b w:val="0"/>
-          <w:i w:val="0"/>
-          <w:sz w:val="20"/>
-        </w:rPr>
-        <w:t>Negative Marks: 0.25</w:t>
+        <w:t xml:space="preserve">Positive Marks: 1</w:t>
       </w:r>
     </w:p>
     <w:p>
-      <w:pPr>
-        <w:spacing w:after="40" w:before="120"/>
-      </w:pPr>
       <w:r>
-        <w:rPr>
-          <w:b w:val="0"/>
-          <w:i w:val="0"/>
-          <w:sz w:val="22"/>
-        </w:rPr>
-        <w:t>Question: A client who received a kidney transplant 3 days ago develops fever, oliguria, and tenderness over the graft site. Which condition should the nurse suspect?</w:t>
+        <w:t xml:space="preserve">Negative Marks: 0.25</w:t>
       </w:r>
     </w:p>
     <w:p>
-      <w:pPr>
-        <w:spacing w:after="0" w:before="0"/>
-      </w:pPr>
       <w:r>
-        <w:rPr>
-          <w:b w:val="0"/>
-          <w:i w:val="0"/>
-          <w:sz w:val="22"/>
-        </w:rPr>
-        <w:t>(a) Acute rejection</w:t>
+        <w:t xml:space="preserve"/>
       </w:r>
     </w:p>
     <w:p>
-      <w:pPr>
-        <w:spacing w:after="0" w:before="0"/>
-      </w:pPr>
       <w:r>
-        <w:rPr>
-          <w:b w:val="0"/>
-          <w:i w:val="0"/>
-          <w:sz w:val="22"/>
-        </w:rPr>
-        <w:t>(b) Urinary tract infection only</w:t>
+        <w:t xml:space="preserve">Question: A client is prescribed an anticoagulant and is scheduled for a dental extraction. The nurse should:</w:t>
       </w:r>
     </w:p>
     <w:p>
-      <w:pPr>
-        <w:spacing w:after="0" w:before="0"/>
-      </w:pPr>
       <w:r>
-        <w:rPr>
-          <w:b w:val="0"/>
-          <w:i w:val="0"/>
-          <w:sz w:val="22"/>
-        </w:rPr>
-        <w:t>(c) Cyclosporine toxicity</w:t>
+        <w:t xml:space="preserve">(a) Verify instructions about holding the anticoagulant before the procedure</w:t>
       </w:r>
     </w:p>
     <w:p>
-      <w:pPr>
-        <w:spacing w:after="0" w:before="0"/>
-      </w:pPr>
       <w:r>
-        <w:rPr>
-          <w:b w:val="0"/>
-          <w:i w:val="0"/>
-          <w:sz w:val="22"/>
-        </w:rPr>
-        <w:t>(d) Dehydration</w:t>
+        <w:t xml:space="preserve">(b) Tell the client the anticoagulant is safe to continue</w:t>
       </w:r>
     </w:p>
     <w:p>
-      <w:pPr>
-        <w:spacing w:after="0" w:before="40"/>
-      </w:pPr>
       <w:r>
-        <w:rPr>
-          <w:b/>
-          <w:i w:val="0"/>
-          <w:sz w:val="22"/>
-        </w:rPr>
-        <w:t>Answer: a</w:t>
+        <w:t xml:space="preserve">(c) Double the anticoagulant dose</w:t>
       </w:r>
     </w:p>
     <w:p>
-      <w:pPr>
-        <w:spacing w:after="0" w:before="0"/>
-      </w:pPr>
       <w:r>
-        <w:rPr>
-          <w:b w:val="0"/>
-          <w:i w:val="0"/>
-          <w:sz w:val="21"/>
-        </w:rPr>
-        <w:t>Solution: Fever, decreasing urine output, graft tenderness, and rising creatinine are classic signs of acute rejection, most common in the first weeks after transplant. Infection and drug toxicity are differentials but do not explain graft tenderness and oliguria together.</w:t>
+        <w:t xml:space="preserve">(d) Apply pressure only after the procedure</w:t>
       </w:r>
     </w:p>
     <w:p>
-      <w:pPr>
-        <w:spacing w:after="0" w:before="0"/>
-      </w:pPr>
       <w:r>
-        <w:rPr>
-          <w:b w:val="0"/>
-          <w:i w:val="0"/>
-          <w:sz w:val="20"/>
-        </w:rPr>
-        <w:t>Positive Marks: 1</w:t>
+        <w:t xml:space="preserve">Answer: a</w:t>
       </w:r>
     </w:p>
     <w:p>
-      <w:pPr>
-        <w:spacing w:after="160" w:before="0"/>
-      </w:pPr>
       <w:r>
-        <w:rPr>
-          <w:b w:val="0"/>
-          <w:i w:val="0"/>
-          <w:sz w:val="20"/>
-        </w:rPr>
-        <w:t>Negative Marks: 0.25</w:t>
+        <w:t xml:space="preserve">Solution: Anticoagulants increase bleeding risk during dental procedures; the dentist and physician coordinate whether to hold or adjust the drug before extraction.</w:t>
       </w:r>
     </w:p>
     <w:p>
-      <w:pPr>
-        <w:spacing w:after="40" w:before="120"/>
-      </w:pPr>
       <w:r>
-        <w:rPr>
-          <w:b w:val="0"/>
-          <w:i w:val="0"/>
-          <w:sz w:val="22"/>
-        </w:rPr>
-        <w:t>Question: A client returns from a lumbar laminectomy. Which nursing action is correct when repositioning this client?</w:t>
+        <w:t xml:space="preserve">Positive Marks: 1</w:t>
       </w:r>
     </w:p>
     <w:p>
-      <w:pPr>
-        <w:spacing w:after="0" w:before="0"/>
-      </w:pPr>
       <w:r>
-        <w:rPr>
-          <w:b w:val="0"/>
-          <w:i w:val="0"/>
-          <w:sz w:val="22"/>
-        </w:rPr>
-        <w:t>(a) Use log-rolling to keep the spine aligned</w:t>
+        <w:t xml:space="preserve">Negative Marks: 0.25</w:t>
       </w:r>
     </w:p>
     <w:p>
-      <w:pPr>
-        <w:spacing w:after="0" w:before="0"/>
-      </w:pPr>
       <w:r>
-        <w:rPr>
-          <w:b w:val="0"/>
-          <w:i w:val="0"/>
-          <w:sz w:val="22"/>
-        </w:rPr>
-        <w:t>(b) Allow the client to twist at the waist</w:t>
+        <w:t xml:space="preserve"/>
       </w:r>
     </w:p>
     <w:p>
-      <w:pPr>
-        <w:spacing w:after="0" w:before="0"/>
-      </w:pPr>
       <w:r>
-        <w:rPr>
-          <w:b w:val="0"/>
-          <w:i w:val="0"/>
-          <w:sz w:val="22"/>
-        </w:rPr>
-        <w:t>(c) Place the client in a high-Fowler position</w:t>
+        <w:t xml:space="preserve">Question: A client with a diagnosis of acute pancreatitis develops a serum calcium of 6.5 mg/dL. The nurse should:</w:t>
       </w:r>
     </w:p>
     <w:p>
-      <w:pPr>
-        <w:spacing w:after="0" w:before="0"/>
-      </w:pPr>
       <w:r>
-        <w:rPr>
-          <w:b w:val="0"/>
-          <w:i w:val="0"/>
-          <w:sz w:val="22"/>
-        </w:rPr>
-        <w:t>(d) Encourage sitting up immediately without support</w:t>
+        <w:t xml:space="preserve">(a) Report the hypocalcemia — it indicates severe disease</w:t>
       </w:r>
     </w:p>
     <w:p>
-      <w:pPr>
-        <w:spacing w:after="0" w:before="40"/>
-      </w:pPr>
       <w:r>
-        <w:rPr>
-          <w:b/>
-          <w:i w:val="0"/>
-          <w:sz w:val="22"/>
-        </w:rPr>
-        <w:t>Answer: a</w:t>
+        <w:t xml:space="preserve">(b) Document it as normal</w:t>
       </w:r>
     </w:p>
     <w:p>
-      <w:pPr>
-        <w:spacing w:after="0" w:before="0"/>
-      </w:pPr>
       <w:r>
-        <w:rPr>
-          <w:b w:val="0"/>
-          <w:i w:val="0"/>
-          <w:sz w:val="21"/>
-        </w:rPr>
-        <w:t>Solution: After laminectomy, the client is log-rolled as a unit to keep the spine in alignment and prevent stress on the surgical site. Twisting, unsupported sitting, or excessive flexion/extension can disrupt healing.</w:t>
+        <w:t xml:space="preserve">(c) Encourage calcium-rich foods</w:t>
       </w:r>
     </w:p>
     <w:p>
-      <w:pPr>
-        <w:spacing w:after="0" w:before="0"/>
-      </w:pPr>
       <w:r>
-        <w:rPr>
-          <w:b w:val="0"/>
-          <w:i w:val="0"/>
-          <w:sz w:val="20"/>
-        </w:rPr>
-        <w:t>Positive Marks: 1</w:t>
+        <w:t xml:space="preserve">(d) Restrict fluids</w:t>
       </w:r>
     </w:p>
     <w:p>
-      <w:pPr>
-        <w:spacing w:after="160" w:before="0"/>
-      </w:pPr>
       <w:r>
-        <w:rPr>
-          <w:b w:val="0"/>
-          <w:i w:val="0"/>
-          <w:sz w:val="20"/>
-        </w:rPr>
-        <w:t>Negative Marks: 0.25</w:t>
+        <w:t xml:space="preserve">Answer: a</w:t>
       </w:r>
     </w:p>
     <w:p>
-      <w:pPr>
-        <w:spacing w:after="40" w:before="120"/>
-      </w:pPr>
       <w:r>
-        <w:rPr>
-          <w:b w:val="0"/>
-          <w:i w:val="0"/>
-          <w:sz w:val="22"/>
-        </w:rPr>
-        <w:t>Question: Which member of the healthcare team is responsible for performing the comprehensive admission nursing assessment?</w:t>
+        <w:t xml:space="preserve">Solution: Hypocalcemia in acute pancreatitis reflects fat necrosis (saponification) and is a poor prognostic sign requiring monitoring and possibly IV calcium replacement.</w:t>
       </w:r>
     </w:p>
     <w:p>
-      <w:pPr>
-        <w:spacing w:after="0" w:before="0"/>
-      </w:pPr>
       <w:r>
-        <w:rPr>
-          <w:b w:val="0"/>
-          <w:i w:val="0"/>
-          <w:sz w:val="22"/>
-        </w:rPr>
-        <w:t>(a) The registered nurse</w:t>
+        <w:t xml:space="preserve">Positive Marks: 1</w:t>
       </w:r>
     </w:p>
     <w:p>
-      <w:pPr>
-        <w:spacing w:after="0" w:before="0"/>
-      </w:pPr>
       <w:r>
-        <w:rPr>
-          <w:b w:val="0"/>
-          <w:i w:val="0"/>
-          <w:sz w:val="22"/>
-        </w:rPr>
-        <w:t>(b) The nursing assistant</w:t>
+        <w:t xml:space="preserve">Negative Marks: 0.25</w:t>
       </w:r>
     </w:p>
     <w:p>
-      <w:pPr>
-        <w:spacing w:after="0" w:before="0"/>
-      </w:pPr>
       <w:r>
-        <w:rPr>
-          <w:b w:val="0"/>
-          <w:i w:val="0"/>
-          <w:sz w:val="22"/>
-        </w:rPr>
-        <w:t>(c) The licensed practical nurse only</w:t>
+        <w:t xml:space="preserve"/>
       </w:r>
     </w:p>
     <w:p>
-      <w:pPr>
-        <w:spacing w:after="0" w:before="0"/>
-      </w:pPr>
       <w:r>
-        <w:rPr>
-          <w:b w:val="0"/>
-          <w:i w:val="0"/>
-          <w:sz w:val="22"/>
-        </w:rPr>
-        <w:t>(d) The physiotherapist</w:t>
+        <w:t xml:space="preserve">Question: The nurse is assessing a client with a pulmonary embolism. Which finding is most characteristic?</w:t>
       </w:r>
     </w:p>
     <w:p>
-      <w:pPr>
-        <w:spacing w:after="0" w:before="40"/>
-      </w:pPr>
       <w:r>
-        <w:rPr>
-          <w:b/>
-          <w:i w:val="0"/>
-          <w:sz w:val="22"/>
-        </w:rPr>
-        <w:t>Answer: a</w:t>
+        <w:t xml:space="preserve">(a) Sudden dyspnea, pleuritic chest pain, and tachypnea</w:t>
       </w:r>
     </w:p>
     <w:p>
-      <w:pPr>
-        <w:spacing w:after="0" w:before="0"/>
-      </w:pPr>
       <w:r>
-        <w:rPr>
-          <w:b w:val="0"/>
-          <w:i w:val="0"/>
-          <w:sz w:val="21"/>
-        </w:rPr>
-        <w:t>Solution: The comprehensive admission assessment (health history and physical examination) is the responsibility of the registered nurse, who uses it to develop the plan of care. Nursing assistants collect data but do not perform comprehensive assessments.</w:t>
+        <w:t xml:space="preserve">(b) Gradual weight gain</w:t>
       </w:r>
     </w:p>
     <w:p>
-      <w:pPr>
-        <w:spacing w:after="0" w:before="0"/>
-      </w:pPr>
       <w:r>
-        <w:rPr>
-          <w:b w:val="0"/>
-          <w:i w:val="0"/>
-          <w:sz w:val="20"/>
-        </w:rPr>
-        <w:t>Positive Marks: 1</w:t>
+        <w:t xml:space="preserve">(c) Bradycardia</w:t>
       </w:r>
     </w:p>
     <w:p>
-      <w:pPr>
-        <w:spacing w:after="160" w:before="0"/>
-      </w:pPr>
       <w:r>
-        <w:rPr>
-          <w:b w:val="0"/>
-          <w:i w:val="0"/>
-          <w:sz w:val="20"/>
-        </w:rPr>
-        <w:t>Negative Marks: 0.25</w:t>
+        <w:t xml:space="preserve">(d) Hypertension</w:t>
       </w:r>
     </w:p>
     <w:p>
-      <w:pPr>
-        <w:spacing w:after="40" w:before="120"/>
-      </w:pPr>
       <w:r>
-        <w:rPr>
-          <w:b w:val="0"/>
-          <w:i w:val="0"/>
-          <w:sz w:val="22"/>
-        </w:rPr>
-        <w:t>Question: Which route provides the most accurate measurement of core body temperature?</w:t>
+        <w:t xml:space="preserve">Answer: a</w:t>
       </w:r>
     </w:p>
     <w:p>
-      <w:pPr>
-        <w:spacing w:after="0" w:before="0"/>
-      </w:pPr>
       <w:r>
-        <w:rPr>
-          <w:b w:val="0"/>
-          <w:i w:val="0"/>
-          <w:sz w:val="22"/>
-        </w:rPr>
-        <w:t>(a) Oral</w:t>
+        <w:t xml:space="preserve">Solution: Pulmonary embolism presents with sudden dyspnea, pleuritic chest pain, tachypnea, and hypoxia. Massive PE causes hypotension and shock.</w:t>
       </w:r>
     </w:p>
     <w:p>
-      <w:pPr>
-        <w:spacing w:after="0" w:before="0"/>
-      </w:pPr>
       <w:r>
-        <w:rPr>
-          <w:b w:val="0"/>
-          <w:i w:val="0"/>
-          <w:sz w:val="22"/>
-        </w:rPr>
-        <w:t>(b) Axillary</w:t>
+        <w:t xml:space="preserve">Positive Marks: 1</w:t>
       </w:r>
     </w:p>
     <w:p>
-      <w:pPr>
-        <w:spacing w:after="0" w:before="0"/>
-      </w:pPr>
       <w:r>
-        <w:rPr>
-          <w:b w:val="0"/>
-          <w:i w:val="0"/>
-          <w:sz w:val="22"/>
-        </w:rPr>
-        <w:t>(c) Rectal</w:t>
+        <w:t xml:space="preserve">Negative Marks: 0.25</w:t>
       </w:r>
     </w:p>
     <w:p>
-      <w:pPr>
-        <w:spacing w:after="0" w:before="0"/>
-      </w:pPr>
       <w:r>
-        <w:rPr>
-          <w:b w:val="0"/>
-          <w:i w:val="0"/>
-          <w:sz w:val="22"/>
-        </w:rPr>
-        <w:t>(d) Skin</w:t>
+        <w:t xml:space="preserve"/>
       </w:r>
     </w:p>
     <w:p>
-      <w:pPr>
-        <w:spacing w:after="0" w:before="40"/>
-      </w:pPr>
       <w:r>
-        <w:rPr>
-          <w:b/>
-          <w:i w:val="0"/>
-          <w:sz w:val="22"/>
-        </w:rPr>
-        <w:t>Answer: c</w:t>
+        <w:t xml:space="preserve">Question: A client with a diagnosis of pernicious anemia should be taught that the cause of the condition is:</w:t>
       </w:r>
     </w:p>
     <w:p>
-      <w:pPr>
-        <w:spacing w:after="0" w:before="0"/>
-      </w:pPr>
       <w:r>
-        <w:rPr>
-          <w:b w:val="0"/>
-          <w:i w:val="0"/>
-          <w:sz w:val="21"/>
-        </w:rPr>
-        <w:t>Solution: The rectal route most closely reflects core temperature and is the most accurate, though it is avoided in certain clients (e.g., after rectal surgery, neutropenia). Oral and axillary readings are less accurate; skin is the least accurate.</w:t>
+        <w:t xml:space="preserve">(a) Inability to absorb vitamin B12 due to lack of intrinsic factor</w:t>
       </w:r>
     </w:p>
     <w:p>
-      <w:pPr>
-        <w:spacing w:after="0" w:before="0"/>
-      </w:pPr>
       <w:r>
-        <w:rPr>
-          <w:b w:val="0"/>
-          <w:i w:val="0"/>
-          <w:sz w:val="20"/>
-        </w:rPr>
-        <w:t>Positive Marks: 1</w:t>
+        <w:t xml:space="preserve">(b) Iron deficiency</w:t>
       </w:r>
     </w:p>
     <w:p>
-      <w:pPr>
-        <w:spacing w:after="160" w:before="0"/>
-      </w:pPr>
       <w:r>
-        <w:rPr>
-          <w:b w:val="0"/>
-          <w:i w:val="0"/>
-          <w:sz w:val="20"/>
-        </w:rPr>
-        <w:t>Negative Marks: 0.25</w:t>
+        <w:t xml:space="preserve">(c) Folate deficiency</w:t>
       </w:r>
     </w:p>
     <w:p>
-      <w:pPr>
-        <w:spacing w:after="40" w:before="120"/>
-      </w:pPr>
       <w:r>
-        <w:rPr>
-          <w:b w:val="0"/>
-          <w:i w:val="0"/>
-          <w:sz w:val="22"/>
-        </w:rPr>
-        <w:t>Question: A postpartum client cries easily, feels overwhelmed, and has mood swings on day 4 after delivery but states she loves her baby. Which condition is most likely?</w:t>
+        <w:t xml:space="preserve">(d) Increased red blood cell destruction</w:t>
       </w:r>
     </w:p>
     <w:p>
-      <w:pPr>
-        <w:spacing w:after="0" w:before="0"/>
-      </w:pPr>
       <w:r>
-        <w:rPr>
-          <w:b w:val="0"/>
-          <w:i w:val="0"/>
-          <w:sz w:val="22"/>
-        </w:rPr>
-        <w:t>(a) Postpartum depression</w:t>
+        <w:t xml:space="preserve">Answer: a</w:t>
       </w:r>
     </w:p>
     <w:p>
-      <w:pPr>
-        <w:spacing w:after="0" w:before="0"/>
-      </w:pPr>
       <w:r>
-        <w:rPr>
-          <w:b w:val="0"/>
-          <w:i w:val="0"/>
-          <w:sz w:val="22"/>
-        </w:rPr>
-        <w:t>(b) Postpartum blues</w:t>
+        <w:t xml:space="preserve">Solution: Pernicious anemia results from lack of intrinsic factor, preventing B12 absorption in the ileum. It requires lifelong parenteral B12 therapy.</w:t>
       </w:r>
     </w:p>
     <w:p>
-      <w:pPr>
-        <w:spacing w:after="0" w:before="0"/>
-      </w:pPr>
       <w:r>
-        <w:rPr>
-          <w:b w:val="0"/>
-          <w:i w:val="0"/>
-          <w:sz w:val="22"/>
-        </w:rPr>
-        <w:t>(c) Postpartum psychosis</w:t>
+        <w:t xml:space="preserve">Positive Marks: 1</w:t>
       </w:r>
     </w:p>
     <w:p>
-      <w:pPr>
-        <w:spacing w:after="0" w:before="0"/>
-      </w:pPr>
       <w:r>
-        <w:rPr>
-          <w:b w:val="0"/>
-          <w:i w:val="0"/>
-          <w:sz w:val="22"/>
-        </w:rPr>
-        <w:t>(d) Bipolar disorder</w:t>
+        <w:t xml:space="preserve">Negative Marks: 0.25</w:t>
       </w:r>
     </w:p>
     <w:p>
-      <w:pPr>
-        <w:spacing w:after="0" w:before="40"/>
-      </w:pPr>
       <w:r>
-        <w:rPr>
-          <w:b/>
-          <w:i w:val="0"/>
-          <w:sz w:val="22"/>
-        </w:rPr>
-        <w:t>Answer: b</w:t>
+        <w:t xml:space="preserve"/>
       </w:r>
     </w:p>
     <w:p>
-      <w:pPr>
-        <w:spacing w:after="0" w:before="0"/>
-      </w:pPr>
       <w:r>
-        <w:rPr>
-          <w:b w:val="0"/>
-          <w:i w:val="0"/>
-          <w:sz w:val="21"/>
-        </w:rPr>
-        <w:t>Solution: Postpartum blues are transient mood swings, tearfulness, and irritability peaking around day 3-5 and resolving within 2 weeks, without impairment of function. Postpartum depression is persistent and more severe; psychosis involves hallucinations/delusions.</w:t>
+        <w:t xml:space="preserve">Question: A nurse is preparing a client for hemodialysis. Which action is correct?</w:t>
       </w:r>
     </w:p>
     <w:p>
-      <w:pPr>
-        <w:spacing w:after="0" w:before="0"/>
-      </w:pPr>
       <w:r>
-        <w:rPr>
-          <w:b w:val="0"/>
-          <w:i w:val="0"/>
-          <w:sz w:val="20"/>
-        </w:rPr>
-        <w:t>Positive Marks: 1</w:t>
+        <w:t xml:space="preserve">(a) Check the AV fistula for a bruit and thrill before dialysis</w:t>
       </w:r>
     </w:p>
     <w:p>
-      <w:pPr>
-        <w:spacing w:after="160" w:before="0"/>
-      </w:pPr>
       <w:r>
-        <w:rPr>
-          <w:b w:val="0"/>
-          <w:i w:val="0"/>
-          <w:sz w:val="20"/>
-        </w:rPr>
-        <w:t>Negative Marks: 0.25</w:t>
+        <w:t xml:space="preserve">(b) Measure blood pressure on the fistula arm</w:t>
       </w:r>
     </w:p>
     <w:p>
-      <w:pPr>
-        <w:spacing w:after="40" w:before="120"/>
-      </w:pPr>
       <w:r>
-        <w:rPr>
-          <w:b w:val="0"/>
-          <w:i w:val="0"/>
-          <w:sz w:val="22"/>
-        </w:rPr>
-        <w:t>Question: After a normal vaginal delivery, the nurse expects the uterine fundus to descend at approximately:</w:t>
+        <w:t xml:space="preserve">(c) Apply a tourniquet to the fistula arm</w:t>
       </w:r>
     </w:p>
     <w:p>
-      <w:pPr>
-        <w:spacing w:after="0" w:before="0"/>
-      </w:pPr>
       <w:r>
-        <w:rPr>
-          <w:b w:val="0"/>
-          <w:i w:val="0"/>
-          <w:sz w:val="22"/>
-        </w:rPr>
-        <w:t>(a) 0.5 cm per day</w:t>
+        <w:t xml:space="preserve">(d) Use the fistula arm for venipuncture</w:t>
       </w:r>
     </w:p>
     <w:p>
-      <w:pPr>
-        <w:spacing w:after="0" w:before="0"/>
-      </w:pPr>
       <w:r>
-        <w:rPr>
-          <w:b w:val="0"/>
-          <w:i w:val="0"/>
-          <w:sz w:val="22"/>
-        </w:rPr>
-        <w:t>(b) 1 cm per day</w:t>
+        <w:t xml:space="preserve">Answer: a</w:t>
       </w:r>
     </w:p>
     <w:p>
-      <w:pPr>
-        <w:spacing w:after="0" w:before="0"/>
-      </w:pPr>
       <w:r>
-        <w:rPr>
-          <w:b w:val="0"/>
-          <w:i w:val="0"/>
-          <w:sz w:val="22"/>
-        </w:rPr>
-        <w:t>(c) 2 cm per day</w:t>
+        <w:t xml:space="preserve">Solution: The AV fistula is assessed for a bruit and thrill before dialysis to confirm patency. BP, venipuncture, and tourniquets are never done on the fistula arm.</w:t>
       </w:r>
     </w:p>
     <w:p>
-      <w:pPr>
-        <w:spacing w:after="0" w:before="0"/>
-      </w:pPr>
       <w:r>
-        <w:rPr>
-          <w:b w:val="0"/>
-          <w:i w:val="0"/>
-          <w:sz w:val="22"/>
-        </w:rPr>
-        <w:t>(d) 3 cm per day</w:t>
+        <w:t xml:space="preserve">Positive Marks: 1</w:t>
       </w:r>
     </w:p>
     <w:p>
-      <w:pPr>
-        <w:spacing w:after="0" w:before="40"/>
-      </w:pPr>
       <w:r>
-        <w:rPr>
-          <w:b/>
-          <w:i w:val="0"/>
-          <w:sz w:val="22"/>
-        </w:rPr>
-        <w:t>Answer: b</w:t>
+        <w:t xml:space="preserve">Negative Marks: 0.25</w:t>
       </w:r>
     </w:p>
     <w:p>
-      <w:pPr>
-        <w:spacing w:after="0" w:before="0"/>
-      </w:pPr>
       <w:r>
-        <w:rPr>
-          <w:b w:val="0"/>
-          <w:i w:val="0"/>
-          <w:sz w:val="21"/>
-        </w:rPr>
-        <w:t>Solution: Involution proceeds at about 1 cm per day: the fundus is at the umbilicus immediately after delivery, about 1 cm below it on day 1, and is non-palpable by approximately 2 weeks.</w:t>
+        <w:t xml:space="preserve"/>
       </w:r>
     </w:p>
     <w:p>
-      <w:pPr>
-        <w:spacing w:after="0" w:before="0"/>
-      </w:pPr>
       <w:r>
-        <w:rPr>
-          <w:b w:val="0"/>
-          <w:i w:val="0"/>
-          <w:sz w:val="20"/>
-        </w:rPr>
-        <w:t>Positive Marks: 1</w:t>
+        <w:t xml:space="preserve">Question: A client with a diagnosis of acute appendicitis reports a sudden relief of pain. The nurse should suspect:</w:t>
       </w:r>
     </w:p>
     <w:p>
-      <w:pPr>
-        <w:spacing w:after="160" w:before="0"/>
-      </w:pPr>
       <w:r>
-        <w:rPr>
-          <w:b w:val="0"/>
-          <w:i w:val="0"/>
-          <w:sz w:val="20"/>
-        </w:rPr>
-        <w:t>Negative Marks: 0.25</w:t>
+        <w:t xml:space="preserve">(a) Perforation of the appendix</w:t>
       </w:r>
     </w:p>
     <w:p>
-      <w:pPr>
-        <w:spacing w:after="40" w:before="120"/>
-      </w:pPr>
       <w:r>
-        <w:rPr>
-          <w:b w:val="0"/>
-          <w:i w:val="0"/>
-          <w:sz w:val="22"/>
-        </w:rPr>
-        <w:t>Question: A client with borderline personality disorder idealizes a staff member one day and devalues them the next, telling other clients the nurse is incompetent. Which nursing intervention is most appropriate?</w:t>
+        <w:t xml:space="preserve">(b) Resolution of the infection</w:t>
       </w:r>
     </w:p>
     <w:p>
-      <w:pPr>
-        <w:spacing w:after="0" w:before="0"/>
-      </w:pPr>
       <w:r>
-        <w:rPr>
-          <w:b w:val="0"/>
-          <w:i w:val="0"/>
-          <w:sz w:val="22"/>
-        </w:rPr>
-        <w:t>(a) Set consistent limits and maintain neutral, matter-of-fact responses</w:t>
+        <w:t xml:space="preserve">(c) Normal recovery</w:t>
       </w:r>
     </w:p>
     <w:p>
-      <w:pPr>
-        <w:spacing w:after="0" w:before="0"/>
-      </w:pPr>
       <w:r>
-        <w:rPr>
-          <w:b w:val="0"/>
-          <w:i w:val="0"/>
-          <w:sz w:val="22"/>
-        </w:rPr>
-        <w:t>(b) Ignore the behavior to avoid reinforcing it</w:t>
+        <w:t xml:space="preserve">(d) Development of an abscess only</w:t>
       </w:r>
     </w:p>
     <w:p>
-      <w:pPr>
-        <w:spacing w:after="0" w:before="0"/>
-      </w:pPr>
       <w:r>
-        <w:rPr>
-          <w:b w:val="0"/>
-          <w:i w:val="0"/>
-          <w:sz w:val="22"/>
-        </w:rPr>
-        <w:t>(c) Ask the client to leave the unit for the day</w:t>
+        <w:t xml:space="preserve">Answer: a</w:t>
       </w:r>
     </w:p>
     <w:p>
-      <w:pPr>
-        <w:spacing w:after="0" w:before="0"/>
-      </w:pPr>
       <w:r>
-        <w:rPr>
-          <w:b w:val="0"/>
-          <w:i w:val="0"/>
-          <w:sz w:val="22"/>
-        </w:rPr>
-        <w:t>(d) Argue that the nurse is competent</w:t>
+        <w:t xml:space="preserve">Solution: Sudden relief of pain in appendicitis may indicate perforation (rupture), which spreads infection to the peritoneum. The nurse immediately notifies the physician.</w:t>
       </w:r>
     </w:p>
     <w:p>
-      <w:pPr>
-        <w:spacing w:after="0" w:before="40"/>
-      </w:pPr>
       <w:r>
-        <w:rPr>
-          <w:b/>
-          <w:i w:val="0"/>
-          <w:sz w:val="22"/>
-        </w:rPr>
-        <w:t>Answer: a</w:t>
+        <w:t xml:space="preserve">Positive Marks: 1</w:t>
       </w:r>
     </w:p>
     <w:p>
-      <w:pPr>
-        <w:spacing w:after="0" w:before="0"/>
-      </w:pPr>
       <w:r>
-        <w:rPr>
-          <w:b w:val="0"/>
-          <w:i w:val="0"/>
-          <w:sz w:val="21"/>
-        </w:rPr>
-        <w:t>Solution: Splitting (idealization alternating with devaluation) is managed by consistent limits, structured expectations, and neutral responses from the whole team, avoiding arguments or special treatment. This reduces manipulation and promotes safety.</w:t>
+        <w:t xml:space="preserve">Negative Marks: 0.25</w:t>
       </w:r>
     </w:p>
     <w:p>
-      <w:pPr>
-        <w:spacing w:after="0" w:before="0"/>
-      </w:pPr>
       <w:r>
-        <w:rPr>
-          <w:b w:val="0"/>
-          <w:i w:val="0"/>
-          <w:sz w:val="20"/>
-        </w:rPr>
-        <w:t>Positive Marks: 1</w:t>
+        <w:t xml:space="preserve"/>
       </w:r>
     </w:p>
     <w:p>
-      <w:pPr>
-        <w:spacing w:after="160" w:before="0"/>
-      </w:pPr>
       <w:r>
-        <w:rPr>
-          <w:b w:val="0"/>
-          <w:i w:val="0"/>
-          <w:sz w:val="20"/>
-        </w:rPr>
-        <w:t>Negative Marks: 0.25</w:t>
+        <w:t xml:space="preserve">Question: A client is prescribed an oral hypoglycemic agent, metformin. The nurse should teach the client to:</w:t>
       </w:r>
     </w:p>
     <w:p>
-      <w:pPr>
-        <w:spacing w:after="40" w:before="120"/>
-      </w:pPr>
       <w:r>
-        <w:rPr>
-          <w:b w:val="0"/>
-          <w:i w:val="0"/>
-          <w:sz w:val="22"/>
-        </w:rPr>
-        <w:t>Question: Which class of medication is most commonly used to prevent seizures during alcohol withdrawal?</w:t>
+        <w:t xml:space="preserve">(a) Take the drug with meals to reduce GI upset</w:t>
       </w:r>
     </w:p>
     <w:p>
-      <w:pPr>
-        <w:spacing w:after="0" w:before="0"/>
-      </w:pPr>
       <w:r>
-        <w:rPr>
-          <w:b w:val="0"/>
-          <w:i w:val="0"/>
-          <w:sz w:val="22"/>
-        </w:rPr>
-        <w:t>(a) Benzodiazepines</w:t>
+        <w:t xml:space="preserve">(b) Expect severe hypoglycemia as a common effect</w:t>
       </w:r>
     </w:p>
     <w:p>
-      <w:pPr>
-        <w:spacing w:after="0" w:before="0"/>
-      </w:pPr>
       <w:r>
-        <w:rPr>
-          <w:b w:val="0"/>
-          <w:i w:val="0"/>
-          <w:sz w:val="22"/>
-        </w:rPr>
-        <w:t>(b) Typical antipsychotics</w:t>
+        <w:t xml:space="preserve">(c) Take a double dose if a meal is skipped</w:t>
       </w:r>
     </w:p>
     <w:p>
-      <w:pPr>
-        <w:spacing w:after="0" w:before="0"/>
-      </w:pPr>
       <w:r>
-        <w:rPr>
-          <w:b w:val="0"/>
-          <w:i w:val="0"/>
-          <w:sz w:val="22"/>
-        </w:rPr>
-        <w:t>(c) SSRIs</w:t>
+        <w:t xml:space="preserve">(d) Stop the drug if blood sugar is 150 mg/dL</w:t>
       </w:r>
     </w:p>
     <w:p>
-      <w:pPr>
-        <w:spacing w:after="0" w:before="0"/>
-      </w:pPr>
       <w:r>
-        <w:rPr>
-          <w:b w:val="0"/>
-          <w:i w:val="0"/>
-          <w:sz w:val="22"/>
-        </w:rPr>
-        <w:t>(d) Stimulants</w:t>
+        <w:t xml:space="preserve">Answer: a</w:t>
       </w:r>
     </w:p>
     <w:p>
-      <w:pPr>
-        <w:spacing w:after="0" w:before="40"/>
-      </w:pPr>
       <w:r>
-        <w:rPr>
-          <w:b/>
-          <w:i w:val="0"/>
-          <w:sz w:val="22"/>
-        </w:rPr>
-        <w:t>Answer: a</w:t>
+        <w:t xml:space="preserve">Solution: Metformin is taken with meals to reduce nausea and diarrhea. It does not commonly cause hypoglycemia alone; doses are never doubled, and goals are individualized.</w:t>
       </w:r>
     </w:p>
     <w:p>
-      <w:pPr>
-        <w:spacing w:after="0" w:before="0"/>
-      </w:pPr>
       <w:r>
-        <w:rPr>
-          <w:b w:val="0"/>
-          <w:i w:val="0"/>
-          <w:sz w:val="21"/>
-        </w:rPr>
-        <w:t>Solution: Benzodiazepines (e.g., lorazepam, diazepam, chlordiazepoxide) are the mainstay for preventing and treating alcohol withdrawal seizures and delirium tremens. Antipsychotics and antidepressants do not prevent withdrawal seizures.</w:t>
+        <w:t xml:space="preserve">Positive Marks: 1</w:t>
       </w:r>
     </w:p>
     <w:p>
-      <w:pPr>
-        <w:spacing w:after="0" w:before="0"/>
-      </w:pPr>
       <w:r>
-        <w:rPr>
-          <w:b w:val="0"/>
-          <w:i w:val="0"/>
-          <w:sz w:val="20"/>
-        </w:rPr>
-        <w:t>Positive Marks: 1</w:t>
+        <w:t xml:space="preserve">Negative Marks: 0.25</w:t>
       </w:r>
     </w:p>
     <w:p>
-      <w:pPr>
-        <w:spacing w:after="160" w:before="0"/>
-      </w:pPr>
       <w:r>
-        <w:rPr>
-          <w:b w:val="0"/>
-          <w:i w:val="0"/>
-          <w:sz w:val="20"/>
-        </w:rPr>
-        <w:t>Negative Marks: 0.25</w:t>
+        <w:t xml:space="preserve"/>
       </w:r>
     </w:p>
     <w:p>
-      <w:pPr>
-        <w:spacing w:after="40" w:before="120"/>
-      </w:pPr>
       <w:r>
-        <w:rPr>
-          <w:b w:val="0"/>
-          <w:i w:val="0"/>
-          <w:sz w:val="22"/>
-        </w:rPr>
-        <w:t>Question: Which approach is most effective when caring for a toddler who is in the negativism stage and refuses to take medicine?</w:t>
+        <w:t xml:space="preserve">Question: A client with a diagnosis of chronic kidney disease is prescribed erythropoietin. The nurse should monitor the client for:</w:t>
       </w:r>
     </w:p>
     <w:p>
-      <w:pPr>
-        <w:spacing w:after="0" w:before="0"/>
-      </w:pPr>
       <w:r>
-        <w:rPr>
-          <w:b w:val="0"/>
-          <w:i w:val="0"/>
-          <w:sz w:val="22"/>
-        </w:rPr>
-        <w:t>(a) Give the child a choice between two acceptable options</w:t>
+        <w:t xml:space="preserve">(a) Hypertension and thrombotic events</w:t>
       </w:r>
     </w:p>
     <w:p>
-      <w:pPr>
-        <w:spacing w:after="0" w:before="0"/>
-      </w:pPr>
       <w:r>
-        <w:rPr>
-          <w:b w:val="0"/>
-          <w:i w:val="0"/>
-          <w:sz w:val="22"/>
-        </w:rPr>
-        <w:t>(b) Hold the child down and administer the medicine</w:t>
+        <w:t xml:space="preserve">(b) Hyperkalemia only</w:t>
       </w:r>
     </w:p>
     <w:p>
-      <w:pPr>
-        <w:spacing w:after="0" w:before="0"/>
-      </w:pPr>
       <w:r>
-        <w:rPr>
-          <w:b w:val="0"/>
-          <w:i w:val="0"/>
-          <w:sz w:val="22"/>
-        </w:rPr>
-        <w:t>(c) Tell the child the medicine tastes like candy</w:t>
+        <w:t xml:space="preserve">(c) Bradycardia</w:t>
       </w:r>
     </w:p>
     <w:p>
-      <w:pPr>
-        <w:spacing w:after="0" w:before="0"/>
-      </w:pPr>
       <w:r>
-        <w:rPr>
-          <w:b w:val="0"/>
-          <w:i w:val="0"/>
-          <w:sz w:val="22"/>
-        </w:rPr>
-        <w:t>(d) Skip the dose and inform the provider</w:t>
+        <w:t xml:space="preserve">(d) Hypoglycemia</w:t>
       </w:r>
     </w:p>
     <w:p>
-      <w:pPr>
-        <w:spacing w:after="0" w:before="40"/>
-      </w:pPr>
       <w:r>
-        <w:rPr>
-          <w:b/>
-          <w:i w:val="0"/>
-          <w:sz w:val="22"/>
-        </w:rPr>
-        <w:t>Answer: a</w:t>
+        <w:t xml:space="preserve">Answer: a</w:t>
       </w:r>
     </w:p>
     <w:p>
-      <w:pPr>
-        <w:spacing w:after="0" w:before="0"/>
-      </w:pPr>
       <w:r>
-        <w:rPr>
-          <w:b w:val="0"/>
-          <w:i w:val="0"/>
-          <w:sz w:val="21"/>
-        </w:rPr>
-        <w:t>Solution: Toddlers assert autonomy through negativism; offering limited choices ('Do you want it from the red cup or the blue cup?') gives the child control while ensuring the dose is given. Forcing or deceiving increases resistance and is unsafe.</w:t>
+        <w:t xml:space="preserve">Solution: Erythropoietin can raise blood pressure and increase the risk of thrombosis as hematocrit rises. BP and hemoglobin are monitored, and iron levels are checked.</w:t>
       </w:r>
     </w:p>
     <w:p>
-      <w:pPr>
-        <w:spacing w:after="0" w:before="0"/>
-      </w:pPr>
       <w:r>
-        <w:rPr>
-          <w:b w:val="0"/>
-          <w:i w:val="0"/>
-          <w:sz w:val="20"/>
-        </w:rPr>
-        <w:t>Positive Marks: 1</w:t>
+        <w:t xml:space="preserve">Positive Marks: 1</w:t>
       </w:r>
     </w:p>
     <w:p>
-      <w:pPr>
-        <w:spacing w:after="160" w:before="0"/>
-      </w:pPr>
       <w:r>
-        <w:rPr>
-          <w:b w:val="0"/>
-          <w:i w:val="0"/>
-          <w:sz w:val="20"/>
-        </w:rPr>
-        <w:t>Negative Marks: 0.25</w:t>
+        <w:t xml:space="preserve">Negative Marks: 0.25</w:t>
       </w:r>
     </w:p>
     <w:p>
-      <w:pPr>
-        <w:spacing w:after="40" w:before="120"/>
-      </w:pPr>
       <w:r>
-        <w:rPr>
-          <w:b w:val="0"/>
-          <w:i w:val="0"/>
-          <w:sz w:val="22"/>
-        </w:rPr>
-        <w:t>Question: Which instruction is correct for managing teething discomfort in an infant?</w:t>
+        <w:t xml:space="preserve">Question: A client is admitted with a diagnosis of acute coronary syndrome. The nurse should place the client on:</w:t>
       </w:r>
     </w:p>
     <w:p>
-      <w:pPr>
-        <w:spacing w:after="0" w:before="0"/>
-      </w:pPr>
       <w:r>
-        <w:rPr>
-          <w:b w:val="0"/>
-          <w:i w:val="0"/>
-          <w:sz w:val="22"/>
-        </w:rPr>
-        <w:t>(a) Rub the gums with a clean, cool teething ring</w:t>
+        <w:t xml:space="preserve">(a) Bed rest with continuous cardiac monitoring</w:t>
       </w:r>
     </w:p>
     <w:p>
-      <w:pPr>
-        <w:spacing w:after="0" w:before="0"/>
-      </w:pPr>
       <w:r>
-        <w:rPr>
-          <w:b w:val="0"/>
-          <w:i w:val="0"/>
-          <w:sz w:val="22"/>
-        </w:rPr>
-        <w:t>(b) Apply aspirin directly to the gums</w:t>
+        <w:t xml:space="preserve">(b) Full ambulation</w:t>
       </w:r>
     </w:p>
     <w:p>
-      <w:pPr>
-        <w:spacing w:after="0" w:before="0"/>
-      </w:pPr>
       <w:r>
-        <w:rPr>
-          <w:b w:val="0"/>
-          <w:i w:val="0"/>
-          <w:sz w:val="22"/>
-        </w:rPr>
-        <w:t>(c) Tie a teething necklace around the infant's neck</w:t>
+        <w:t xml:space="preserve">(c) A high-fat diet</w:t>
       </w:r>
     </w:p>
     <w:p>
-      <w:pPr>
-        <w:spacing w:after="0" w:before="0"/>
-      </w:pPr>
       <w:r>
-        <w:rPr>
-          <w:b w:val="0"/>
-          <w:i w:val="0"/>
-          <w:sz w:val="22"/>
-        </w:rPr>
-        <w:t>(d) Use honey on the gums to soothe pain</w:t>
+        <w:t xml:space="preserve">(d) Unrestricted activity</w:t>
       </w:r>
     </w:p>
     <w:p>
-      <w:pPr>
-        <w:spacing w:after="0" w:before="40"/>
-      </w:pPr>
       <w:r>
-        <w:rPr>
-          <w:b/>
-          <w:i w:val="0"/>
-          <w:sz w:val="22"/>
-        </w:rPr>
-        <w:t>Answer: a</w:t>
+        <w:t xml:space="preserve">Answer: a</w:t>
       </w:r>
     </w:p>
     <w:p>
-      <w:pPr>
-        <w:spacing w:after="0" w:before="0"/>
-      </w:pPr>
       <w:r>
-        <w:rPr>
-          <w:b w:val="0"/>
-          <w:i w:val="0"/>
-          <w:sz w:val="21"/>
-        </w:rPr>
-        <w:t>Solution: A clean, cool teething ring or gentle gum massage soothes teething pain. Aspirin is never applied to gums (Reye syndrome risk), teething necklaces pose a strangulation risk, and honey is contraindicated under 1 year.</w:t>
+        <w:t xml:space="preserve">Solution: Bed rest with cardiac monitoring reduces myocardial oxygen demand and allows rapid detection of arrhythmias. Activity is gradually increased per orders.</w:t>
       </w:r>
     </w:p>
     <w:p>
-      <w:pPr>
-        <w:spacing w:after="0" w:before="0"/>
-      </w:pPr>
       <w:r>
-        <w:rPr>
-          <w:b w:val="0"/>
-          <w:i w:val="0"/>
-          <w:sz w:val="20"/>
-        </w:rPr>
-        <w:t>Positive Marks: 1</w:t>
+        <w:t xml:space="preserve">Positive Marks: 1</w:t>
       </w:r>
     </w:p>
     <w:p>
-      <w:pPr>
-        <w:spacing w:after="160" w:before="0"/>
-      </w:pPr>
       <w:r>
-        <w:rPr>
-          <w:b w:val="0"/>
-          <w:i w:val="0"/>
-          <w:sz w:val="20"/>
-        </w:rPr>
-        <w:t>Negative Marks: 0.25</w:t>
+        <w:t xml:space="preserve">Negative Marks: 0.25</w:t>
       </w:r>
     </w:p>
     <w:p>
-      <w:pPr>
-        <w:spacing w:after="40" w:before="120"/>
-      </w:pPr>
       <w:r>
-        <w:rPr>
-          <w:b w:val="0"/>
-          <w:i w:val="0"/>
-          <w:sz w:val="22"/>
-        </w:rPr>
-        <w:t>Question: Which health-education method is most effective when teaching an illiterate rural group about handwashing?</w:t>
+        <w:t xml:space="preserve"/>
       </w:r>
     </w:p>
     <w:p>
-      <w:pPr>
-        <w:spacing w:after="0" w:before="0"/>
-      </w:pPr>
       <w:r>
-        <w:rPr>
-          <w:b w:val="0"/>
-          <w:i w:val="0"/>
-          <w:sz w:val="22"/>
-        </w:rPr>
-        <w:t>(a) Distribution of printed pamphlets</w:t>
+        <w:t xml:space="preserve">Question: A nurse is assessing a client with a diagnosis of hepatic encephalopathy. Which finding is most characteristic?</w:t>
       </w:r>
     </w:p>
     <w:p>
-      <w:pPr>
-        <w:spacing w:after="0" w:before="0"/>
-      </w:pPr>
       <w:r>
-        <w:rPr>
-          <w:b w:val="0"/>
-          <w:i w:val="0"/>
-          <w:sz w:val="22"/>
-        </w:rPr>
-        <w:t>(b) A live demonstration with return demonstration</w:t>
+        <w:t xml:space="preserve">(a) Asterixis (flapping tremor) and confusion</w:t>
       </w:r>
     </w:p>
     <w:p>
-      <w:pPr>
-        <w:spacing w:after="0" w:before="0"/>
-      </w:pPr>
       <w:r>
-        <w:rPr>
-          <w:b w:val="0"/>
-          <w:i w:val="0"/>
-          <w:sz w:val="22"/>
-        </w:rPr>
-        <w:t>(c) A recorded lecture in English</w:t>
+        <w:t xml:space="preserve">(b) Clear sensorium</w:t>
       </w:r>
     </w:p>
     <w:p>
-      <w:pPr>
-        <w:spacing w:after="0" w:before="0"/>
-      </w:pPr>
       <w:r>
-        <w:rPr>
-          <w:b w:val="0"/>
-          <w:i w:val="0"/>
-          <w:sz w:val="22"/>
-        </w:rPr>
-        <w:t>(d) A written quiz</w:t>
+        <w:t xml:space="preserve">(c) Hyperactive bowel sounds only</w:t>
       </w:r>
     </w:p>
     <w:p>
-      <w:pPr>
-        <w:spacing w:after="0" w:before="40"/>
-      </w:pPr>
       <w:r>
-        <w:rPr>
-          <w:b/>
-          <w:i w:val="0"/>
-          <w:sz w:val="22"/>
-        </w:rPr>
-        <w:t>Answer: b</w:t>
+        <w:t xml:space="preserve">(d) Jaundice only</w:t>
       </w:r>
     </w:p>
     <w:p>
-      <w:pPr>
-        <w:spacing w:after="0" w:before="0"/>
-      </w:pPr>
       <w:r>
-        <w:rPr>
-          <w:b w:val="0"/>
-          <w:i w:val="0"/>
-          <w:sz w:val="21"/>
-        </w:rPr>
-        <w:t>Solution: For illiterate audiences, demonstration with return demonstration is most effective because it uses visual and psychomotor learning without depending on reading. Pamphlets, English lectures, and written quizzes are inappropriate for this group.</w:t>
+        <w:t xml:space="preserve">Answer: a</w:t>
       </w:r>
     </w:p>
     <w:p>
-      <w:pPr>
-        <w:spacing w:after="0" w:before="0"/>
-      </w:pPr>
       <w:r>
-        <w:rPr>
-          <w:b w:val="0"/>
-          <w:i w:val="0"/>
-          <w:sz w:val="20"/>
-        </w:rPr>
-        <w:t>Positive Marks: 1</w:t>
+        <w:t xml:space="preserve">Solution: Hepatic encephalopathy causes confusion, altered consciousness, and asterixis from ammonia accumulation. Treatment includes lactulose and dietary protein management.</w:t>
       </w:r>
     </w:p>
     <w:p>
-      <w:pPr>
-        <w:spacing w:after="160" w:before="0"/>
-      </w:pPr>
       <w:r>
-        <w:rPr>
-          <w:b w:val="0"/>
-          <w:i w:val="0"/>
-          <w:sz w:val="20"/>
-        </w:rPr>
-        <w:t>Negative Marks: 0.25</w:t>
+        <w:t xml:space="preserve">Positive Marks: 1</w:t>
       </w:r>
     </w:p>
     <w:p>
-      <w:pPr>
-        <w:spacing w:after="40" w:before="120"/>
-      </w:pPr>
       <w:r>
-        <w:rPr>
-          <w:b w:val="0"/>
-          <w:i w:val="0"/>
-          <w:sz w:val="22"/>
-        </w:rPr>
-        <w:t>Question: Which vaccines are most likely to be damaged if the cold chain is breached by freezing?</w:t>
+        <w:t xml:space="preserve">Negative Marks: 0.25</w:t>
       </w:r>
     </w:p>
     <w:p>
-      <w:pPr>
-        <w:spacing w:after="0" w:before="0"/>
-      </w:pPr>
       <w:r>
-        <w:rPr>
-          <w:b w:val="0"/>
-          <w:i w:val="0"/>
-          <w:sz w:val="22"/>
-        </w:rPr>
-        <w:t>(a) DPT and hepatitis B</w:t>
+        <w:t xml:space="preserve"/>
       </w:r>
     </w:p>
     <w:p>
-      <w:pPr>
-        <w:spacing w:after="0" w:before="0"/>
-      </w:pPr>
       <w:r>
-        <w:rPr>
-          <w:b w:val="0"/>
-          <w:i w:val="0"/>
-          <w:sz w:val="22"/>
-        </w:rPr>
-        <w:t>(b) OPV and measles</w:t>
+        <w:t xml:space="preserve">Question: A client with a diagnosis of hypothyroidism is prescribed levothyroxine. The nurse should teach the client to:</w:t>
       </w:r>
     </w:p>
     <w:p>
-      <w:pPr>
-        <w:spacing w:after="0" w:before="0"/>
-      </w:pPr>
       <w:r>
-        <w:rPr>
-          <w:b w:val="0"/>
-          <w:i w:val="0"/>
-          <w:sz w:val="22"/>
-        </w:rPr>
-        <w:t>(c) BCG and varicella</w:t>
+        <w:t xml:space="preserve">(a) Report palpitations, chest pain, or excessive weight loss (signs of overdose)</w:t>
       </w:r>
     </w:p>
     <w:p>
-      <w:pPr>
-        <w:spacing w:after="0" w:before="0"/>
-      </w:pPr>
       <w:r>
-        <w:rPr>
-          <w:b w:val="0"/>
-          <w:i w:val="0"/>
-          <w:sz w:val="22"/>
-        </w:rPr>
-        <w:t>(d) Oral typhoid</w:t>
+        <w:t xml:space="preserve">(b) Take the drug only when symptoms appear</w:t>
       </w:r>
     </w:p>
     <w:p>
-      <w:pPr>
-        <w:spacing w:after="0" w:before="40"/>
-      </w:pPr>
       <w:r>
-        <w:rPr>
-          <w:b/>
-          <w:i w:val="0"/>
-          <w:sz w:val="22"/>
-        </w:rPr>
-        <w:t>Answer: a</w:t>
+        <w:t xml:space="preserve">(c) Stop the drug when symptoms improve</w:t>
       </w:r>
     </w:p>
     <w:p>
-      <w:pPr>
-        <w:spacing w:after="0" w:before="0"/>
-      </w:pPr>
       <w:r>
-        <w:rPr>
-          <w:b w:val="0"/>
-          <w:i w:val="0"/>
-          <w:sz w:val="21"/>
-        </w:rPr>
-        <w:t>Solution: DPT and hepatitis B are freeze-sensitive: freezing destroys the aluminum-adsorbed antigens and causes flocculation/irreversible loss of potency. OPV, measles, and BCG tolerate freezing (they are stored frozen) but are heat-sensitive.</w:t>
+        <w:t xml:space="preserve">(d) Expect immediate results within hours</w:t>
       </w:r>
     </w:p>
     <w:p>
-      <w:pPr>
-        <w:spacing w:after="0" w:before="0"/>
-      </w:pPr>
       <w:r>
-        <w:rPr>
-          <w:b w:val="0"/>
-          <w:i w:val="0"/>
-          <w:sz w:val="20"/>
-        </w:rPr>
-        <w:t>Positive Marks: 1</w:t>
+        <w:t xml:space="preserve">Answer: a</w:t>
       </w:r>
     </w:p>
     <w:p>
-      <w:pPr>
-        <w:spacing w:after="160" w:before="0"/>
-      </w:pPr>
       <w:r>
-        <w:rPr>
-          <w:b w:val="0"/>
-          <w:i w:val="0"/>
-          <w:sz w:val="20"/>
-        </w:rPr>
-        <w:t>Negative Marks: 0.25</w:t>
+        <w:t xml:space="preserve">Solution: Levothyroxine overdose causes hyperthyroid symptoms (palpitations, anxiety, weight loss). The drug is taken daily for life, with periodic TSH monitoring; improvement takes weeks.</w:t>
       </w:r>
     </w:p>
     <w:p>
-      <w:pPr>
-        <w:spacing w:after="40" w:before="120"/>
-      </w:pPr>
       <w:r>
-        <w:rPr>
-          <w:b w:val="0"/>
-          <w:i w:val="0"/>
-          <w:sz w:val="22"/>
-        </w:rPr>
-        <w:t>Question: According to Maslow's hierarchy of needs, which need must be met first before higher-level needs can be addressed?</w:t>
+        <w:t xml:space="preserve">Positive Marks: 1</w:t>
       </w:r>
     </w:p>
     <w:p>
-      <w:pPr>
-        <w:spacing w:after="0" w:before="0"/>
-      </w:pPr>
       <w:r>
-        <w:rPr>
-          <w:b w:val="0"/>
-          <w:i w:val="0"/>
-          <w:sz w:val="22"/>
-        </w:rPr>
-        <w:t>(a) Self-esteem</w:t>
+        <w:t xml:space="preserve">Negative Marks: 0.25</w:t>
       </w:r>
     </w:p>
     <w:p>
-      <w:pPr>
-        <w:spacing w:after="0" w:before="0"/>
-      </w:pPr>
       <w:r>
-        <w:rPr>
-          <w:b w:val="0"/>
-          <w:i w:val="0"/>
-          <w:sz w:val="22"/>
-        </w:rPr>
-        <w:t>(b) Physiological needs such as air, food, and water</w:t>
+        <w:t xml:space="preserve"/>
       </w:r>
     </w:p>
     <w:p>
-      <w:pPr>
-        <w:spacing w:after="0" w:before="0"/>
-      </w:pPr>
       <w:r>
-        <w:rPr>
-          <w:b w:val="0"/>
-          <w:i w:val="0"/>
-          <w:sz w:val="22"/>
-        </w:rPr>
-        <w:t>(c) Love and belonging</w:t>
+        <w:t xml:space="preserve">Question: A client is receiving a transfusion of fresh frozen plasma. The nurse understands that this product is used to:</w:t>
       </w:r>
     </w:p>
     <w:p>
-      <w:pPr>
-        <w:spacing w:after="0" w:before="0"/>
-      </w:pPr>
       <w:r>
-        <w:rPr>
-          <w:b w:val="0"/>
-          <w:i w:val="0"/>
-          <w:sz w:val="22"/>
-        </w:rPr>
-        <w:t>(d) Self-actualization</w:t>
+        <w:t xml:space="preserve">(a) Replace clotting factors</w:t>
       </w:r>
     </w:p>
     <w:p>
-      <w:pPr>
-        <w:spacing w:after="0" w:before="40"/>
-      </w:pPr>
       <w:r>
-        <w:rPr>
-          <w:b/>
-          <w:i w:val="0"/>
-          <w:sz w:val="22"/>
-        </w:rPr>
-        <w:t>Answer: b</w:t>
+        <w:t xml:space="preserve">(b) Increase platelet count</w:t>
       </w:r>
     </w:p>
     <w:p>
-      <w:pPr>
-        <w:spacing w:after="0" w:before="0"/>
-      </w:pPr>
       <w:r>
-        <w:rPr>
-          <w:b w:val="0"/>
-          <w:i w:val="0"/>
-          <w:sz w:val="21"/>
-        </w:rPr>
-        <w:t>Solution: Maslow's hierarchy places physiological needs (oxygen, food, water, sleep) at the base; they must be satisfied before safety, love/belonging, esteem, and self-actualization needs become motivating. Nurses prioritize physiological needs first.</w:t>
+        <w:t xml:space="preserve">(c) Treat anemia</w:t>
       </w:r>
     </w:p>
     <w:p>
-      <w:pPr>
-        <w:spacing w:after="0" w:before="0"/>
-      </w:pPr>
       <w:r>
-        <w:rPr>
-          <w:b w:val="0"/>
-          <w:i w:val="0"/>
-          <w:sz w:val="20"/>
-        </w:rPr>
-        <w:t>Positive Marks: 1</w:t>
+        <w:t xml:space="preserve">(d) Provide oxygen-carrying capacity</w:t>
       </w:r>
     </w:p>
     <w:p>
-      <w:pPr>
-        <w:spacing w:after="160" w:before="0"/>
-      </w:pPr>
       <w:r>
-        <w:rPr>
-          <w:b w:val="0"/>
-          <w:i w:val="0"/>
-          <w:sz w:val="20"/>
-        </w:rPr>
-        <w:t>Negative Marks: 0.25</w:t>
+        <w:t xml:space="preserve">Answer: a</w:t>
       </w:r>
     </w:p>
     <w:p>
-      <w:pPr>
-        <w:spacing w:after="40" w:before="120"/>
-      </w:pPr>
       <w:r>
-        <w:rPr>
-          <w:b w:val="0"/>
-          <w:i w:val="0"/>
-          <w:sz w:val="22"/>
-        </w:rPr>
-        <w:t>Question: In nursing research, a null hypothesis states that:</w:t>
+        <w:t xml:space="preserve">Solution: Fresh frozen plasma contains clotting factors and is used for coagulopathies (e.g., warfarin reversal, liver disease). Platelets treat thrombocytopenia, and red cells treat anemia.</w:t>
       </w:r>
     </w:p>
     <w:p>
-      <w:pPr>
-        <w:spacing w:after="0" w:before="0"/>
-      </w:pPr>
       <w:r>
-        <w:rPr>
-          <w:b w:val="0"/>
-          <w:i w:val="0"/>
-          <w:sz w:val="22"/>
-        </w:rPr>
-        <w:t>(a) There is a significant relationship between the variables</w:t>
+        <w:t xml:space="preserve">Positive Marks: 1</w:t>
       </w:r>
     </w:p>
     <w:p>
-      <w:pPr>
-        <w:spacing w:after="0" w:before="0"/>
-      </w:pPr>
       <w:r>
-        <w:rPr>
-          <w:b w:val="0"/>
-          <w:i w:val="0"/>
-          <w:sz w:val="22"/>
-        </w:rPr>
-        <w:t>(b) There is no relationship or difference between the variables under study</w:t>
+        <w:t xml:space="preserve">Negative Marks: 0.25</w:t>
       </w:r>
     </w:p>
     <w:p>
-      <w:pPr>
-        <w:spacing w:after="0" w:before="0"/>
-      </w:pPr>
       <w:r>
-        <w:rPr>
-          <w:b w:val="0"/>
-          <w:i w:val="0"/>
-          <w:sz w:val="22"/>
-        </w:rPr>
-        <w:t>(c) The study will prove the intervention works</w:t>
+        <w:t xml:space="preserve"/>
       </w:r>
     </w:p>
     <w:p>
-      <w:pPr>
-        <w:spacing w:after="0" w:before="0"/>
-      </w:pPr>
       <w:r>
-        <w:rPr>
-          <w:b w:val="0"/>
-          <w:i w:val="0"/>
-          <w:sz w:val="22"/>
-        </w:rPr>
-        <w:t>(d) The sample represents the population</w:t>
+        <w:t xml:space="preserve">Question: A client with a diagnosis of acute pyelonephritis should be taught to:</w:t>
       </w:r>
     </w:p>
     <w:p>
-      <w:pPr>
-        <w:spacing w:after="0" w:before="40"/>
-      </w:pPr>
       <w:r>
-        <w:rPr>
-          <w:b/>
-          <w:i w:val="0"/>
-          <w:sz w:val="22"/>
-        </w:rPr>
-        <w:t>Answer: b</w:t>
+        <w:t xml:space="preserve">(a) Complete the full course of antibiotics even if symptoms improve</w:t>
       </w:r>
     </w:p>
     <w:p>
-      <w:pPr>
-        <w:spacing w:after="0" w:before="0"/>
-      </w:pPr>
       <w:r>
-        <w:rPr>
-          <w:b w:val="0"/>
-          <w:i w:val="0"/>
-          <w:sz w:val="21"/>
-        </w:rPr>
-        <w:t>Solution: The null hypothesis (H0) proposes no effect, relationship, or difference between variables; researchers test whether the data allow them to reject it in favor of the alternative hypothesis. It is not a statement of expected success.</w:t>
+        <w:t xml:space="preserve">(b) Stop antibiotics once fever resolves</w:t>
       </w:r>
     </w:p>
     <w:p>
-      <w:pPr>
-        <w:spacing w:after="0" w:before="0"/>
-      </w:pPr>
       <w:r>
-        <w:rPr>
-          <w:b w:val="0"/>
-          <w:i w:val="0"/>
-          <w:sz w:val="20"/>
-        </w:rPr>
-        <w:t>Positive Marks: 1</w:t>
+        <w:t xml:space="preserve">(c) Restrict fluids</w:t>
       </w:r>
     </w:p>
     <w:p>
-      <w:pPr>
-        <w:spacing w:after="160" w:before="0"/>
-      </w:pPr>
       <w:r>
-        <w:rPr>
-          <w:b w:val="0"/>
-          <w:i w:val="0"/>
-          <w:sz w:val="20"/>
-        </w:rPr>
-        <w:t>Negative Marks: 0.25</w:t>
+        <w:t xml:space="preserve">(d) Avoid urinating frequently</w:t>
       </w:r>
     </w:p>
     <w:p>
-      <w:pPr>
-        <w:spacing w:after="40" w:before="120"/>
-      </w:pPr>
       <w:r>
-        <w:rPr>
-          <w:b w:val="0"/>
-          <w:i w:val="0"/>
-          <w:sz w:val="22"/>
-        </w:rPr>
-        <w:t>Question: Which is the first step in developing a lesson plan for a nursing class?</w:t>
+        <w:t xml:space="preserve">Answer: a</w:t>
       </w:r>
     </w:p>
     <w:p>
-      <w:pPr>
-        <w:spacing w:after="0" w:before="0"/>
-      </w:pPr>
       <w:r>
-        <w:rPr>
-          <w:b w:val="0"/>
-          <w:i w:val="0"/>
-          <w:sz w:val="22"/>
-        </w:rPr>
-        <w:t>(a) Selecting audiovisual aids</w:t>
+        <w:t xml:space="preserve">Solution: The full antibiotic course is completed to eradicate the infection and prevent recurrence or resistance. Fluids are encouraged and voiding is not delayed.</w:t>
       </w:r>
     </w:p>
     <w:p>
-      <w:pPr>
-        <w:spacing w:after="0" w:before="0"/>
-      </w:pPr>
       <w:r>
-        <w:rPr>
-          <w:b w:val="0"/>
-          <w:i w:val="0"/>
-          <w:sz w:val="22"/>
-        </w:rPr>
-        <w:t>(b) Writing clear, measurable learning objectives</w:t>
+        <w:t xml:space="preserve">Positive Marks: 1</w:t>
       </w:r>
     </w:p>
     <w:p>
-      <w:pPr>
-        <w:spacing w:after="0" w:before="0"/>
-      </w:pPr>
       <w:r>
-        <w:rPr>
-          <w:b w:val="0"/>
-          <w:i w:val="0"/>
-          <w:sz w:val="22"/>
-        </w:rPr>
-        <w:t>(c) Preparing the question paper</w:t>
+        <w:t xml:space="preserve">Negative Marks: 0.25</w:t>
       </w:r>
     </w:p>
     <w:p>
-      <w:pPr>
-        <w:spacing w:after="0" w:before="0"/>
-      </w:pPr>
       <w:r>
-        <w:rPr>
-          <w:b w:val="0"/>
-          <w:i w:val="0"/>
-          <w:sz w:val="22"/>
-        </w:rPr>
-        <w:t>(d) Deciding the evaluation method</w:t>
+        <w:t xml:space="preserve"/>
       </w:r>
     </w:p>
     <w:p>
-      <w:pPr>
-        <w:spacing w:after="0" w:before="40"/>
-      </w:pPr>
       <w:r>
-        <w:rPr>
-          <w:b/>
-          <w:i w:val="0"/>
-          <w:sz w:val="22"/>
-        </w:rPr>
-        <w:t>Answer: b</w:t>
+        <w:t xml:space="preserve">Question: A nurse is caring for a client with a diagnosis of anaphylaxis. Which medication should be kept readily available?</w:t>
       </w:r>
     </w:p>
     <w:p>
-      <w:pPr>
-        <w:spacing w:after="0" w:before="0"/>
-      </w:pPr>
       <w:r>
-        <w:rPr>
-          <w:b w:val="0"/>
-          <w:i w:val="0"/>
-          <w:sz w:val="21"/>
-        </w:rPr>
-        <w:t>Solution: Learning objectives are the foundation of a lesson plan—they guide content selection, teaching methods, and evaluation. Aids, evaluation, and assessment are planned after objectives are defined.</w:t>
+        <w:t xml:space="preserve">(a) Epinephrine</w:t>
       </w:r>
     </w:p>
     <w:p>
-      <w:pPr>
-        <w:spacing w:after="0" w:before="0"/>
-      </w:pPr>
       <w:r>
-        <w:rPr>
-          <w:b w:val="0"/>
-          <w:i w:val="0"/>
-          <w:sz w:val="20"/>
-        </w:rPr>
-        <w:t>Positive Marks: 1</w:t>
+        <w:t xml:space="preserve">(b) Naloxone</w:t>
       </w:r>
     </w:p>
     <w:p>
-      <w:pPr>
-        <w:spacing w:after="160" w:before="0"/>
-      </w:pPr>
       <w:r>
-        <w:rPr>
-          <w:b w:val="0"/>
-          <w:i w:val="0"/>
-          <w:sz w:val="20"/>
-        </w:rPr>
-        <w:t>Negative Marks: 0.25</w:t>
+        <w:t xml:space="preserve">(c) Flumazenil</w:t>
       </w:r>
     </w:p>
     <w:p>
-      <w:pPr>
-        <w:spacing w:after="40" w:before="120"/>
-      </w:pPr>
       <w:r>
-        <w:rPr>
-          <w:b w:val="0"/>
-          <w:i w:val="0"/>
-          <w:sz w:val="22"/>
-        </w:rPr>
-        <w:t>Question: For a minor child requiring surgery, who is legally authorized to give informed consent?</w:t>
+        <w:t xml:space="preserve">(d) Protamine sulfate</w:t>
       </w:r>
     </w:p>
     <w:p>
-      <w:pPr>
-        <w:spacing w:after="0" w:before="0"/>
-      </w:pPr>
       <w:r>
-        <w:rPr>
-          <w:b w:val="0"/>
-          <w:i w:val="0"/>
-          <w:sz w:val="22"/>
-        </w:rPr>
-        <w:t>(a) The attending nurse</w:t>
+        <w:t xml:space="preserve">Answer: a</w:t>
       </w:r>
     </w:p>
     <w:p>
-      <w:pPr>
-        <w:spacing w:after="0" w:before="0"/>
-      </w:pPr>
       <w:r>
-        <w:rPr>
-          <w:b w:val="0"/>
-          <w:i w:val="0"/>
-          <w:sz w:val="22"/>
-        </w:rPr>
-        <w:t>(b) A parent or legal guardian</w:t>
+        <w:t xml:space="preserve">Solution: Epinephrine is the first-line drug for anaphylaxis. Naloxone reverses opioids, flumazenil reverses benzodiazepines, and protamine reverses heparin.</w:t>
       </w:r>
     </w:p>
     <w:p>
-      <w:pPr>
-        <w:spacing w:after="0" w:before="0"/>
-      </w:pPr>
       <w:r>
-        <w:rPr>
-          <w:b w:val="0"/>
-          <w:i w:val="0"/>
-          <w:sz w:val="22"/>
-        </w:rPr>
-        <w:t>(c) Any adult relative</w:t>
+        <w:t xml:space="preserve">Positive Marks: 1</w:t>
       </w:r>
     </w:p>
     <w:p>
-      <w:pPr>
-        <w:spacing w:after="0" w:before="0"/>
-      </w:pPr>
       <w:r>
-        <w:rPr>
-          <w:b w:val="0"/>
-          <w:i w:val="0"/>
-          <w:sz w:val="22"/>
-        </w:rPr>
-        <w:t>(d) The child's teacher</w:t>
+        <w:t xml:space="preserve">Negative Marks: 0.25</w:t>
       </w:r>
     </w:p>
     <w:p>
-      <w:pPr>
-        <w:spacing w:after="0" w:before="40"/>
-      </w:pPr>
       <w:r>
-        <w:rPr>
-          <w:b/>
-          <w:i w:val="0"/>
-          <w:sz w:val="22"/>
-        </w:rPr>
-        <w:t>Answer: b</w:t>
+        <w:t xml:space="preserve"/>
       </w:r>
     </w:p>
     <w:p>
-      <w:pPr>
-        <w:spacing w:after="0" w:before="0"/>
-      </w:pPr>
       <w:r>
-        <w:rPr>
-          <w:b w:val="0"/>
-          <w:i w:val="0"/>
-          <w:sz w:val="21"/>
-        </w:rPr>
-        <w:t>Solution: Informed consent for a minor must be obtained from a parent or legal guardian. The nurse witnesses consent and verifies that the provider has explained the procedure, risks, and alternatives; the nurse does not obtain consent for surgery.</w:t>
+        <w:t xml:space="preserve">Question: A client with a diagnosis of peptic ulcer disease complains of pain 2–3 hours after meals that is relieved by food. This pattern suggests:</w:t>
       </w:r>
     </w:p>
     <w:p>
-      <w:pPr>
-        <w:spacing w:after="0" w:before="0"/>
-      </w:pPr>
       <w:r>
-        <w:rPr>
-          <w:b w:val="0"/>
-          <w:i w:val="0"/>
-          <w:sz w:val="20"/>
-        </w:rPr>
-        <w:t>Positive Marks: 1</w:t>
+        <w:t xml:space="preserve">(a) A duodenal ulcer</w:t>
       </w:r>
     </w:p>
     <w:p>
-      <w:pPr>
-        <w:spacing w:after="160" w:before="0"/>
-      </w:pPr>
       <w:r>
-        <w:rPr>
-          <w:b w:val="0"/>
-          <w:i w:val="0"/>
-          <w:sz w:val="20"/>
-        </w:rPr>
-        <w:t>Negative Marks: 0.25</w:t>
+        <w:t xml:space="preserve">(b) A gastric ulcer</w:t>
       </w:r>
     </w:p>
     <w:p>
-      <w:pPr>
-        <w:spacing w:after="40" w:before="120"/>
-      </w:pPr>
       <w:r>
-        <w:rPr>
-          <w:b w:val="0"/>
-          <w:i w:val="0"/>
-          <w:sz w:val="22"/>
-        </w:rPr>
-        <w:t>Question: Which is a major benefit of using an electronic health record (EHR) in nursing practice?</w:t>
+        <w:t xml:space="preserve">(c) Gastritis</w:t>
       </w:r>
     </w:p>
     <w:p>
-      <w:pPr>
-        <w:spacing w:after="0" w:before="0"/>
-      </w:pPr>
       <w:r>
-        <w:rPr>
-          <w:b w:val="0"/>
-          <w:i w:val="0"/>
-          <w:sz w:val="22"/>
-        </w:rPr>
-        <w:t>(a) Improved legibility and immediate access to client information</w:t>
+        <w:t xml:space="preserve">(d) Cholecystitis</w:t>
       </w:r>
     </w:p>
     <w:p>
-      <w:pPr>
-        <w:spacing w:after="0" w:before="0"/>
-      </w:pPr>
       <w:r>
-        <w:rPr>
-          <w:b w:val="0"/>
-          <w:i w:val="0"/>
-          <w:sz w:val="22"/>
-        </w:rPr>
-        <w:t>(b) Permanent loss of data during power failure</w:t>
+        <w:t xml:space="preserve">Answer: a</w:t>
       </w:r>
     </w:p>
     <w:p>
-      <w:pPr>
-        <w:spacing w:after="0" w:before="0"/>
-      </w:pPr>
       <w:r>
-        <w:rPr>
-          <w:b w:val="0"/>
-          <w:i w:val="0"/>
-          <w:sz w:val="22"/>
-        </w:rPr>
-        <w:t>(c) Increased medication errors</w:t>
+        <w:t xml:space="preserve">Solution: Duodenal ulcers cause pain 2–3 hours after meals and at night, relieved by food and antacids. Gastric ulcers cause pain that worsens with eating.</w:t>
       </w:r>
     </w:p>
     <w:p>
-      <w:pPr>
-        <w:spacing w:after="0" w:before="0"/>
-      </w:pPr>
       <w:r>
-        <w:rPr>
-          <w:b w:val="0"/>
-          <w:i w:val="0"/>
-          <w:sz w:val="22"/>
-        </w:rPr>
-        <w:t>(d) Slower documentation for all nurses</w:t>
+        <w:t xml:space="preserve">Positive Marks: 1</w:t>
       </w:r>
     </w:p>
     <w:p>
-      <w:pPr>
-        <w:spacing w:after="0" w:before="40"/>
-      </w:pPr>
       <w:r>
-        <w:rPr>
-          <w:b/>
-          <w:i w:val="0"/>
-          <w:sz w:val="22"/>
-        </w:rPr>
-        <w:t>Answer: a</w:t>
+        <w:t xml:space="preserve">Negative Marks: 0.25</w:t>
       </w:r>
     </w:p>
     <w:p>
-      <w:pPr>
-        <w:spacing w:after="0" w:before="0"/>
-      </w:pPr>
       <w:r>
-        <w:rPr>
-          <w:b w:val="0"/>
-          <w:i w:val="0"/>
-          <w:sz w:val="21"/>
-        </w:rPr>
-        <w:t>Solution: EHRs improve legibility, reduce duplicate testing, allow immediate, simultaneous access to records, and support decision-making. Downtime protocols exist for power failure; good design reduces rather than increases errors.</w:t>
+        <w:t xml:space="preserve"/>
       </w:r>
     </w:p>
     <w:p>
-      <w:pPr>
-        <w:spacing w:after="0" w:before="0"/>
-      </w:pPr>
       <w:r>
-        <w:rPr>
-          <w:b w:val="0"/>
-          <w:i w:val="0"/>
-          <w:sz w:val="20"/>
-        </w:rPr>
-        <w:t>Positive Marks: 1</w:t>
+        <w:t xml:space="preserve">Question: A client is prescribed a potassium-sparing diuretic. Which food should the client avoid in excess?</w:t>
       </w:r>
     </w:p>
     <w:p>
-      <w:pPr>
-        <w:spacing w:after="160" w:before="0"/>
-      </w:pPr>
       <w:r>
-        <w:rPr>
-          <w:b w:val="0"/>
-          <w:i w:val="0"/>
-          <w:sz w:val="20"/>
-        </w:rPr>
-        <w:t>Negative Marks: 0.25</w:t>
+        <w:t xml:space="preserve">(a) Bananas and oranges</w:t>
       </w:r>
     </w:p>
     <w:p>
-      <w:pPr>
-        <w:spacing w:after="40" w:before="120"/>
-      </w:pPr>
       <w:r>
-        <w:rPr>
-          <w:b w:val="0"/>
-          <w:i w:val="0"/>
-          <w:sz w:val="22"/>
-        </w:rPr>
-        <w:t>Question: A competent client refuses a prescribed blood transfusion. Which ethical principle supports the nurse respecting this decision?</w:t>
+        <w:t xml:space="preserve">(b) White rice</w:t>
       </w:r>
     </w:p>
     <w:p>
-      <w:pPr>
-        <w:spacing w:after="0" w:before="0"/>
-      </w:pPr>
       <w:r>
-        <w:rPr>
-          <w:b w:val="0"/>
-          <w:i w:val="0"/>
-          <w:sz w:val="22"/>
-        </w:rPr>
-        <w:t>(a) Beneficence</w:t>
+        <w:t xml:space="preserve">(c) Boiled potatoes</w:t>
       </w:r>
     </w:p>
     <w:p>
-      <w:pPr>
-        <w:spacing w:after="0" w:before="0"/>
-      </w:pPr>
       <w:r>
-        <w:rPr>
-          <w:b w:val="0"/>
-          <w:i w:val="0"/>
-          <w:sz w:val="22"/>
-        </w:rPr>
-        <w:t>(b) Autonomy</w:t>
+        <w:t xml:space="preserve">(d) Fresh bread</w:t>
       </w:r>
     </w:p>
     <w:p>
-      <w:pPr>
-        <w:spacing w:after="0" w:before="0"/>
-      </w:pPr>
       <w:r>
-        <w:rPr>
-          <w:b w:val="0"/>
-          <w:i w:val="0"/>
-          <w:sz w:val="22"/>
-        </w:rPr>
-        <w:t>(c) Non-maleficence</w:t>
+        <w:t xml:space="preserve">Answer: a</w:t>
       </w:r>
     </w:p>
     <w:p>
-      <w:pPr>
-        <w:spacing w:after="0" w:before="0"/>
-      </w:pPr>
       <w:r>
-        <w:rPr>
-          <w:b w:val="0"/>
-          <w:i w:val="0"/>
-          <w:sz w:val="22"/>
-        </w:rPr>
-        <w:t>(d) Justice</w:t>
+        <w:t xml:space="preserve">Solution: Potassium-sparing diuretics (e.g., spironolactone) raise potassium; high-potassium foods like bananas, oranges, and tomatoes should be limited to prevent hyperkalemia.</w:t>
       </w:r>
     </w:p>
     <w:p>
-      <w:pPr>
-        <w:spacing w:after="0" w:before="40"/>
-      </w:pPr>
       <w:r>
-        <w:rPr>
-          <w:b/>
-          <w:i w:val="0"/>
-          <w:sz w:val="22"/>
-        </w:rPr>
-        <w:t>Answer: b</w:t>
+        <w:t xml:space="preserve">Positive Marks: 1</w:t>
       </w:r>
     </w:p>
     <w:p>
-      <w:pPr>
-        <w:spacing w:after="0" w:before="0"/>
-      </w:pPr>
       <w:r>
-        <w:rPr>
-          <w:b w:val="0"/>
-          <w:i w:val="0"/>
-          <w:sz w:val="21"/>
-        </w:rPr>
-        <w:t>Solution: Autonomy is the right of the client to make informed decisions about their own care, including refusal of treatment. Beneficence (doing good) and non-maleficence (avoiding harm) do not override the autonomous choice of a competent adult.</w:t>
+        <w:t xml:space="preserve">Negative Marks: 0.25</w:t>
       </w:r>
     </w:p>
     <w:p>
-      <w:pPr>
-        <w:spacing w:after="0" w:before="0"/>
-      </w:pPr>
       <w:r>
-        <w:rPr>
-          <w:b w:val="0"/>
-          <w:i w:val="0"/>
-          <w:sz w:val="20"/>
-        </w:rPr>
-        <w:t>Positive Marks: 1</w:t>
+        <w:t xml:space="preserve"/>
       </w:r>
     </w:p>
     <w:p>
-      <w:pPr>
-        <w:spacing w:after="160" w:before="0"/>
-      </w:pPr>
       <w:r>
-        <w:rPr>
-          <w:b w:val="0"/>
-          <w:i w:val="0"/>
-          <w:sz w:val="20"/>
-        </w:rPr>
-        <w:t>Negative Marks: 0.25</w:t>
+        <w:t xml:space="preserve">Question: A nurse is assessing a client with a diagnosis of syndrome of inappropriate antidiuretic hormone (SIADH). Which finding is most characteristic?</w:t>
+      </w:r>
+    </w:p>
+    <w:p>
+      <w:r>
+        <w:t xml:space="preserve">(a) Hyponatremia and concentrated urine</w:t>
+      </w:r>
+    </w:p>
+    <w:p>
+      <w:r>
+        <w:t xml:space="preserve">(b) Hypernatremia</w:t>
+      </w:r>
+    </w:p>
+    <w:p>
+      <w:r>
+        <w:t xml:space="preserve">(c) Polyuria</w:t>
+      </w:r>
+    </w:p>
+    <w:p>
+      <w:r>
+        <w:t xml:space="preserve">(d) Dehydration</w:t>
+      </w:r>
+    </w:p>
+    <w:p>
+      <w:r>
+        <w:t xml:space="preserve">Answer: a</w:t>
+      </w:r>
+    </w:p>
+    <w:p>
+      <w:r>
+        <w:t xml:space="preserve">Solution: SIADH causes water retention and dilutional hyponatremia with concentrated urine, leading to weakness, confusion, and seizures in severe cases. Fluids are restricted.</w:t>
+      </w:r>
+    </w:p>
+    <w:p>
+      <w:r>
+        <w:t xml:space="preserve">Positive Marks: 1</w:t>
+      </w:r>
+    </w:p>
+    <w:p>
+      <w:r>
+        <w:t xml:space="preserve">Negative Marks: 0.25</w:t>
+      </w:r>
+    </w:p>
+    <w:p>
+      <w:r>
+        <w:t xml:space="preserve"/>
+      </w:r>
+    </w:p>
+    <w:p>
+      <w:r>
+        <w:t xml:space="preserve">Question: A client with a diagnosis of acute glaucoma complains of severe eye pain, seeing halos, and nausea. The nurse should:</w:t>
+      </w:r>
+    </w:p>
+    <w:p>
+      <w:r>
+        <w:t xml:space="preserve">(a) Notify the physician immediately — this is an emergency</w:t>
+      </w:r>
+    </w:p>
+    <w:p>
+      <w:r>
+        <w:t xml:space="preserve">(b) Apply warm compresses and observe</w:t>
+      </w:r>
+    </w:p>
+    <w:p>
+      <w:r>
+        <w:t xml:space="preserve">(c) Encourage the client to sleep</w:t>
+      </w:r>
+    </w:p>
+    <w:p>
+      <w:r>
+        <w:t xml:space="preserve">(d) Document and recheck in an hour</w:t>
+      </w:r>
+    </w:p>
+    <w:p>
+      <w:r>
+        <w:t xml:space="preserve">Answer: a</w:t>
+      </w:r>
+    </w:p>
+    <w:p>
+      <w:r>
+        <w:t xml:space="preserve">Solution: Acute (angle-closure) glaucoma is an ophthalmic emergency that can cause permanent vision loss within hours. Emergency treatment includes miotics, osmotic agents, and possibly surgery.</w:t>
+      </w:r>
+    </w:p>
+    <w:p>
+      <w:r>
+        <w:t xml:space="preserve">Positive Marks: 1</w:t>
+      </w:r>
+    </w:p>
+    <w:p>
+      <w:r>
+        <w:t xml:space="preserve">Negative Marks: 0.25</w:t>
       </w:r>
     </w:p>
     <w:sectPr>
       <w:pgSz w:w="12240" w:h="15840"/>
-      <w:pgMar w:top="864" w:right="1008" w:bottom="864" w:left="1008" w:header="720" w:footer="720" w:gutter="0"/>
+      <w:pgMar w:top="1440" w:right="1800" w:bottom="1440" w:left="1800" w:header="720" w:footer="720" w:gutter="0"/>
       <w:cols w:space="720"/>
       <w:docGrid w:linePitch="360"/>
     </w:sectPr>
@@ -2715,10 +1365,6 @@
     <w:name w:val="Normal"/>
     <w:qFormat/>
     <w:rsid w:val="00FC693F"/>
-    <w:rPr>
-      <w:rFonts w:ascii="Calibri" w:hAnsi="Calibri"/>
-      <w:sz w:val="22"/>
-    </w:rPr>
   </w:style>
   <w:style w:type="paragraph" w:styleId="Header">
     <w:name w:val="header"/>
